--- a/gcs_shortcuts/docs/video-demo-script.docx
+++ b/gcs_shortcuts/docs/video-demo-script.docx
@@ -11,15 +11,7 @@
       </w:pPr>
       <w:r>
         <w:rPr/>
-        <w:t xml:space="preserve">Hi everyone — in this demo I’ll show how we connect Microsoft Fabric to Google Cloud Storage Iceberg tables that are already used by BigQuery. We’ll go end-to-end: validate the data in BigQuery, generate secure credentials, create a Fabric connection, and then create shortcuts both manually and through </w:t>
-      </w:r>
-      <w:r>
-        <w:rPr/>
-        <w:t xml:space="preserve">scripted </w:t>
-      </w:r>
-      <w:r>
-        <w:rPr/>
-        <w:t>automation so Fabric can immediately use those tables for analytics and AI scenarios.</w:t>
+        <w:t>Hi everyone — in this demo I’ll show how we connect Microsoft Fabric to Google Cloud Storage Iceberg tables that are already used by BigQuery. We’ll go end-to-end: validate the data in BigQuery, generate secure credentials, create a Fabric connection, and then create shortcuts both manually and through scripted automation so Fabric can immediately use those tables for analytics and AI scenarios.</w:t>
       </w:r>
     </w:p>
     <w:p>
@@ -66,30 +58,18 @@
       </w:pPr>
       <w:r>
         <w:rPr/>
-        <w:t>In this case, we're using shortcuts to point Fabric at Iceberg tables stored in Google Cloud Storage, so Fabric can query and analyze the same data that BigQuery is using.</w:t>
-      </w:r>
-    </w:p>
-    <w:p>
-      <w:pPr>
-        <w:pStyle w:val="Normal"/>
-        <w:bidi w:val="0"/>
-        <w:jc w:val="left"/>
-        <w:rPr/>
-      </w:pPr>
-      <w:r>
-        <w:rPr/>
-      </w:r>
-    </w:p>
-    <w:p>
-      <w:pPr>
-        <w:pStyle w:val="Normal"/>
-        <w:bidi w:val="0"/>
-        <w:jc w:val="left"/>
-        <w:rPr/>
-      </w:pPr>
-      <w:r>
-        <w:rPr/>
-        <w:t>In Google Cloud, we have a BigQuery dataset called consulting.</w:t>
+      </w:r>
+    </w:p>
+    <w:p>
+      <w:pPr>
+        <w:pStyle w:val="Normal"/>
+        <w:bidi w:val="0"/>
+        <w:jc w:val="left"/>
+        <w:rPr/>
+      </w:pPr>
+      <w:r>
+        <w:rPr/>
+        <w:t>In this case, we're using shortcuts to point Fabric at Iceberg tables stored in Google Cloud Storage, so Fabric can query and analyze the same data that BigQuery is using. In Google Cloud, we have a BigQuery dataset called consulting.</w:t>
       </w:r>
     </w:p>
     <w:p>
@@ -113,19 +93,7 @@
       </w:pPr>
       <w:r>
         <w:rPr/>
-        <w:t xml:space="preserve">In this case </w:t>
-      </w:r>
-      <w:r>
-        <w:rPr/>
-        <w:t xml:space="preserve">BigQuery is working </w:t>
-      </w:r>
-      <w:r>
-        <w:rPr/>
-        <w:t>with</w:t>
-      </w:r>
-      <w:r>
-        <w:rPr/>
-        <w:t xml:space="preserve"> data that lives in object storage, not in native BigQuery managed storage. </w:t>
+        <w:t xml:space="preserve">In this case BigQuery is working with data that lives in object storage, not in native BigQuery managed storage. </w:t>
       </w:r>
     </w:p>
     <w:p>
@@ -207,114 +175,66 @@
       </w:pPr>
       <w:r>
         <w:rPr/>
-        <w:t xml:space="preserve">In the Fabric platform section, we create a GCS connection using </w:t>
-      </w:r>
-      <w:r>
-        <w:rPr/>
-        <w:t>the credentials we created in Google Cloud</w:t>
-      </w:r>
-      <w:r>
-        <w:rPr/>
-        <w:t>.</w:t>
-      </w:r>
-    </w:p>
-    <w:p>
-      <w:pPr>
-        <w:pStyle w:val="Normal"/>
-        <w:bidi w:val="0"/>
-        <w:jc w:val="left"/>
-        <w:rPr/>
-      </w:pPr>
-      <w:r>
-        <w:rPr/>
-        <w:t xml:space="preserve">Then there are two shortcut paths </w:t>
-      </w:r>
-      <w:r>
-        <w:rPr/>
-        <w:t>we’re going to use in this video:</w:t>
-      </w:r>
-    </w:p>
-    <w:p>
-      <w:pPr>
-        <w:pStyle w:val="Normal"/>
-        <w:bidi w:val="0"/>
-        <w:jc w:val="left"/>
-        <w:rPr/>
-      </w:pPr>
-      <w:r>
-        <w:rPr/>
-        <w:t xml:space="preserve">Option A is manual creation in the Fabric UI, and Option B is </w:t>
-      </w:r>
-      <w:r>
-        <w:rPr/>
-        <w:t xml:space="preserve">an </w:t>
-      </w:r>
-      <w:r>
-        <w:rPr/>
-        <w:t xml:space="preserve">automation script </w:t>
-      </w:r>
-      <w:r>
-        <w:rPr/>
-        <w:t xml:space="preserve">I developed in Python </w:t>
-      </w:r>
-      <w:r>
-        <w:rPr/>
-        <w:t xml:space="preserve">that scans the bucket and creates shortcuts </w:t>
-      </w:r>
-      <w:r>
-        <w:rPr/>
-        <w:t>for any Iceberg table it finds</w:t>
-      </w:r>
-      <w:r>
-        <w:rPr/>
-        <w:t>.</w:t>
-      </w:r>
-    </w:p>
-    <w:p>
-      <w:pPr>
-        <w:pStyle w:val="Normal"/>
-        <w:bidi w:val="0"/>
-        <w:jc w:val="left"/>
-        <w:rPr/>
-      </w:pPr>
-      <w:r>
-        <w:rPr/>
-        <w:t>Those shortcuts land in a Fabric Lakehouse, and then downstream they can power semantic models, ontolog</w:t>
-      </w:r>
-      <w:r>
-        <w:rPr/>
-        <w:t xml:space="preserve">ies, </w:t>
-      </w:r>
-      <w:r>
-        <w:rPr/>
-        <w:t>data agents, and Copilot-style experiences.</w:t>
-      </w:r>
-    </w:p>
-    <w:p>
-      <w:pPr>
-        <w:pStyle w:val="Normal"/>
-        <w:bidi w:val="0"/>
-        <w:jc w:val="left"/>
-        <w:rPr/>
-      </w:pPr>
-      <w:r>
-        <w:rPr/>
-      </w:r>
-    </w:p>
-    <w:p>
-      <w:pPr>
-        <w:pStyle w:val="Normal"/>
-        <w:bidi w:val="0"/>
-        <w:jc w:val="left"/>
-        <w:rPr/>
-      </w:pPr>
-      <w:r>
-        <w:rPr/>
-        <w:t xml:space="preserve">Now let's walk through the implementation step by step. </w:t>
-      </w:r>
-      <w:r>
-        <w:rPr/>
-        <w:t>First, I’ll query the metastore in BigQuery to confirm that the tables are Iceberg format, and which google storage bucket the data is stored within.</w:t>
+        <w:t>In the Fabric platform section, we create a GCS connection using the credentials we created in Google Cloud.</w:t>
+      </w:r>
+    </w:p>
+    <w:p>
+      <w:pPr>
+        <w:pStyle w:val="Normal"/>
+        <w:bidi w:val="0"/>
+        <w:jc w:val="left"/>
+        <w:rPr/>
+      </w:pPr>
+      <w:r>
+        <w:rPr/>
+        <w:t>Then there are two shortcut paths we’re going to use in this video:</w:t>
+      </w:r>
+    </w:p>
+    <w:p>
+      <w:pPr>
+        <w:pStyle w:val="Normal"/>
+        <w:bidi w:val="0"/>
+        <w:jc w:val="left"/>
+        <w:rPr/>
+      </w:pPr>
+      <w:r>
+        <w:rPr/>
+        <w:t>Option A is manual creation in the Fabric UI, and Option B is an automation script I developed in Python that scans the bucket and creates shortcuts for any Iceberg table it finds.</w:t>
+      </w:r>
+    </w:p>
+    <w:p>
+      <w:pPr>
+        <w:pStyle w:val="Normal"/>
+        <w:bidi w:val="0"/>
+        <w:jc w:val="left"/>
+        <w:rPr/>
+      </w:pPr>
+      <w:r>
+        <w:rPr/>
+        <w:t>Those shortcuts land in a Fabric Lakehouse, and then downstream they can power semantic models, ontologies, data agents, and Copilot-style experiences.</w:t>
+      </w:r>
+    </w:p>
+    <w:p>
+      <w:pPr>
+        <w:pStyle w:val="Normal"/>
+        <w:bidi w:val="0"/>
+        <w:jc w:val="left"/>
+        <w:rPr/>
+      </w:pPr>
+      <w:r>
+        <w:rPr/>
+      </w:r>
+    </w:p>
+    <w:p>
+      <w:pPr>
+        <w:pStyle w:val="Normal"/>
+        <w:bidi w:val="0"/>
+        <w:jc w:val="left"/>
+        <w:rPr/>
+      </w:pPr>
+      <w:r>
+        <w:rPr/>
+        <w:t>Now let's walk through the implementation step by step. First, I’ll query the metastore in BigQuery to confirm that the tables are Iceberg format, and which google storage bucket the data is stored within.</w:t>
       </w:r>
     </w:p>
     <w:p>
@@ -360,54 +280,30 @@
       </w:pPr>
       <w:r>
         <w:rPr/>
-        <w:t xml:space="preserve">Let’s run a quick query to make sure </w:t>
-      </w:r>
-      <w:r>
-        <w:rPr/>
-        <w:t xml:space="preserve">BigQuery </w:t>
-      </w:r>
-      <w:r>
-        <w:rPr/>
-        <w:t xml:space="preserve">can read the </w:t>
-      </w:r>
-      <w:r>
-        <w:rPr/>
-        <w:t xml:space="preserve">Iceberg table </w:t>
-      </w:r>
-      <w:r>
-        <w:rPr/>
-        <w:t xml:space="preserve">data </w:t>
-      </w:r>
-      <w:r>
-        <w:rPr/>
-        <w:t>successfully.</w:t>
-      </w:r>
-    </w:p>
-    <w:p>
-      <w:pPr>
-        <w:pStyle w:val="Normal"/>
-        <w:bidi w:val="0"/>
-        <w:jc w:val="left"/>
-        <w:rPr/>
-      </w:pPr>
-      <w:r>
-        <w:rPr/>
-      </w:r>
-    </w:p>
-    <w:p>
-      <w:pPr>
-        <w:pStyle w:val="Normal"/>
-        <w:bidi w:val="0"/>
-        <w:jc w:val="left"/>
-        <w:rPr/>
-      </w:pPr>
-      <w:r>
-        <w:rPr/>
-        <w:t xml:space="preserve">Now I'll generate the service account and HMAC credentials Fabric will use. </w:t>
-      </w:r>
-      <w:r>
-        <w:rPr/>
-        <w:t>This is a python script I created and you can grab it from the linked GitHub repo if you want to try it in your environment.</w:t>
+        <w:t>Let’s run a quick query to make sure BigQuery can read the Iceberg table data successfully.</w:t>
+      </w:r>
+    </w:p>
+    <w:p>
+      <w:pPr>
+        <w:pStyle w:val="Normal"/>
+        <w:bidi w:val="0"/>
+        <w:jc w:val="left"/>
+        <w:rPr/>
+      </w:pPr>
+      <w:r>
+        <w:rPr/>
+      </w:r>
+    </w:p>
+    <w:p>
+      <w:pPr>
+        <w:pStyle w:val="Normal"/>
+        <w:bidi w:val="0"/>
+        <w:jc w:val="left"/>
+        <w:rPr/>
+      </w:pPr>
+      <w:r>
+        <w:rPr/>
+        <w:t>Now I'll generate the service account and HMAC credentials Fabric will use. This is a python script I created and you can grab it from the linked GitHub repo if you want to try it in your environment.</w:t>
       </w:r>
     </w:p>
     <w:p>
@@ -442,19 +338,7 @@
       </w:pPr>
       <w:r>
         <w:rPr/>
-        <w:t>In the output JSON file, y</w:t>
-      </w:r>
-      <w:r>
-        <w:rPr/>
-        <w:t xml:space="preserve">ou can see the generated access key ID, secret, and connection URL.  </w:t>
-      </w:r>
-      <w:r>
-        <w:rPr/>
-        <w:t>Don’t worry, the generated credential</w:t>
-      </w:r>
-      <w:r>
-        <w:rPr/>
-        <w:t xml:space="preserve"> after recording!</w:t>
+        <w:t>In the output JSON file, you can see the generated access key ID, secret, and connection URL.  Don’t worry, the generated credential after recording!</w:t>
       </w:r>
     </w:p>
     <w:p>
@@ -500,42 +384,30 @@
       </w:pPr>
       <w:r>
         <w:rPr/>
-        <w:t xml:space="preserve">I'll create one shortcut manually to the consultants table path first, just to validate end-to-end setup.  </w:t>
-      </w:r>
-      <w:r>
-        <w:rPr/>
-        <w:t>After the shortcut is created, w</w:t>
-      </w:r>
-      <w:r>
-        <w:rPr/>
-        <w:t>e can see the data is readable in Fabric.</w:t>
-      </w:r>
-    </w:p>
-    <w:p>
-      <w:pPr>
-        <w:pStyle w:val="Normal"/>
-        <w:bidi w:val="0"/>
-        <w:jc w:val="left"/>
-        <w:rPr/>
-      </w:pPr>
-      <w:r>
-        <w:rPr/>
-      </w:r>
-    </w:p>
-    <w:p>
-      <w:pPr>
-        <w:pStyle w:val="Normal"/>
-        <w:bidi w:val="0"/>
-        <w:jc w:val="left"/>
-        <w:rPr/>
-      </w:pPr>
-      <w:r>
-        <w:rPr/>
-        <w:t xml:space="preserve">Now I'll run the automation script. It scans the bucket for Iceberg tables and creates all corresponding shortcuts automatically.  </w:t>
-      </w:r>
-      <w:r>
-        <w:rPr/>
-        <w:t>The script reads a .yaml file with the Google storage and Fabric workspace settings.  Note that the script can create specfic shortcuts, or scan an entire storage account folder for Iceberg tables. I’ll use the latter option to scan Google storage.</w:t>
+        <w:t>I'll create one shortcut manually to the consultants table path first, just to validate end-to-end setup.  After the shortcut is created, we can see the data is readable in Fabric.</w:t>
+      </w:r>
+    </w:p>
+    <w:p>
+      <w:pPr>
+        <w:pStyle w:val="Normal"/>
+        <w:bidi w:val="0"/>
+        <w:jc w:val="left"/>
+        <w:rPr/>
+      </w:pPr>
+      <w:r>
+        <w:rPr/>
+      </w:r>
+    </w:p>
+    <w:p>
+      <w:pPr>
+        <w:pStyle w:val="Normal"/>
+        <w:bidi w:val="0"/>
+        <w:jc w:val="left"/>
+        <w:rPr/>
+      </w:pPr>
+      <w:r>
+        <w:rPr/>
+        <w:t>Now I'll run the automation script. It scans the bucket for Iceberg tables and creates all corresponding shortcuts automatically.  The script reads a .yaml file with the Google storage and Fabric workspace settings.  Note that the script can create specfic shortcuts, or scan an entire storage account folder for Iceberg tables. I’ll use the latter option to scan Google storage.</w:t>
       </w:r>
     </w:p>
     <w:p>
@@ -627,7 +499,7 @@
       <w:pgNumType w:fmt="decimal"/>
       <w:formProt w:val="false"/>
       <w:textDirection w:val="lrTb"/>
-      <w:docGrid w:type="default" w:linePitch="360" w:charSpace="4294963199"/>
+      <w:docGrid w:type="default" w:linePitch="360" w:charSpace="0"/>
     </w:sectPr>
   </w:body>
 </w:document>
@@ -656,7 +528,10 @@
     <w:qFormat/>
     <w:pPr>
       <w:widowControl w:val="false"/>
+      <w:suppressAutoHyphens w:val="true"/>
       <w:bidi w:val="0"/>
+      <w:spacing w:before="0" w:after="0"/>
+      <w:jc w:val="left"/>
     </w:pPr>
     <w:rPr>
       <w:rFonts w:ascii="Calibri" w:hAnsi="Calibri" w:eastAsia="Noto Serif CJK SC" w:cs="Noto Sans Devanagari"/>
